--- a/Base de datos/UD9 - Combinación de tablas y unión de consultas/tarea automoviles/TAREA_BD_UD8-9.docx
+++ b/Base de datos/UD9 - Combinación de tablas y unión de consultas/tarea automoviles/TAREA_BD_UD8-9.docx
@@ -118,6 +118,7 @@
       <w:r>
         <w:rPr>
           <w:rFonts w:asciiTheme="minorHAnsi" w:hAnsiTheme="minorHAnsi" w:cstheme="minorHAnsi"/>
+          <w:noProof/>
         </w:rPr>
         <w:drawing>
           <wp:anchor distT="0" distB="0" distL="114300" distR="114300" simplePos="0" relativeHeight="251659264" behindDoc="0" locked="0" layoutInCell="1" allowOverlap="1" wp14:anchorId="0F2B122B" wp14:editId="0264C774">
@@ -258,6 +259,7 @@
       <w:r>
         <w:rPr>
           <w:rFonts w:asciiTheme="minorHAnsi" w:hAnsiTheme="minorHAnsi" w:cstheme="minorHAnsi"/>
+          <w:noProof/>
         </w:rPr>
         <w:drawing>
           <wp:anchor distT="0" distB="0" distL="114300" distR="114300" simplePos="0" relativeHeight="251658240" behindDoc="0" locked="0" layoutInCell="1" allowOverlap="1" wp14:anchorId="47F90743" wp14:editId="37986E35">
@@ -335,7 +337,6 @@
         </w:rPr>
         <w:t xml:space="preserve">’ de color </w:t>
       </w:r>
-      <w:proofErr w:type="gramStart"/>
       <w:r>
         <w:rPr>
           <w:rFonts w:asciiTheme="minorHAnsi" w:hAnsiTheme="minorHAnsi" w:cstheme="minorHAnsi"/>
@@ -348,9 +349,8 @@
           <w:b/>
           <w:bCs/>
         </w:rPr>
-        <w:t>(</w:t>
-      </w:r>
-      <w:proofErr w:type="gramEnd"/>
+        <w:t xml:space="preserve"> (</w:t>
+      </w:r>
       <w:r>
         <w:rPr>
           <w:rFonts w:asciiTheme="minorHAnsi" w:hAnsiTheme="minorHAnsi" w:cstheme="minorHAnsi"/>
@@ -399,6 +399,66 @@
         <w:rPr>
           <w:rFonts w:asciiTheme="minorHAnsi" w:hAnsiTheme="minorHAnsi" w:cstheme="minorHAnsi"/>
         </w:rPr>
+        <w:drawing>
+          <wp:anchor distT="0" distB="0" distL="114300" distR="114300" simplePos="0" relativeHeight="251660288" behindDoc="0" locked="0" layoutInCell="1" allowOverlap="1" wp14:anchorId="78FF21F0" wp14:editId="6EC5F284">
+            <wp:simplePos x="0" y="0"/>
+            <wp:positionH relativeFrom="column">
+              <wp:posOffset>-560070</wp:posOffset>
+            </wp:positionH>
+            <wp:positionV relativeFrom="paragraph">
+              <wp:posOffset>407035</wp:posOffset>
+            </wp:positionV>
+            <wp:extent cx="6591300" cy="1080770"/>
+            <wp:effectExtent l="0" t="0" r="0" b="5080"/>
+            <wp:wrapSquare wrapText="bothSides"/>
+            <wp:docPr id="3" name="Imagen 3"/>
+            <wp:cNvGraphicFramePr>
+              <a:graphicFrameLocks xmlns:a="http://schemas.openxmlformats.org/drawingml/2006/main" noChangeAspect="1"/>
+            </wp:cNvGraphicFramePr>
+            <a:graphic xmlns:a="http://schemas.openxmlformats.org/drawingml/2006/main">
+              <a:graphicData uri="http://schemas.openxmlformats.org/drawingml/2006/picture">
+                <pic:pic xmlns:pic="http://schemas.openxmlformats.org/drawingml/2006/picture">
+                  <pic:nvPicPr>
+                    <pic:cNvPr id="1" name=""/>
+                    <pic:cNvPicPr/>
+                  </pic:nvPicPr>
+                  <pic:blipFill>
+                    <a:blip r:embed="rId10">
+                      <a:extLst>
+                        <a:ext uri="{28A0092B-C50C-407E-A947-70E740481C1C}">
+                          <a14:useLocalDpi xmlns:a14="http://schemas.microsoft.com/office/drawing/2010/main" val="0"/>
+                        </a:ext>
+                      </a:extLst>
+                    </a:blip>
+                    <a:stretch>
+                      <a:fillRect/>
+                    </a:stretch>
+                  </pic:blipFill>
+                  <pic:spPr>
+                    <a:xfrm>
+                      <a:off x="0" y="0"/>
+                      <a:ext cx="6591300" cy="1080770"/>
+                    </a:xfrm>
+                    <a:prstGeom prst="rect">
+                      <a:avLst/>
+                    </a:prstGeom>
+                  </pic:spPr>
+                </pic:pic>
+              </a:graphicData>
+            </a:graphic>
+            <wp14:sizeRelH relativeFrom="margin">
+              <wp14:pctWidth>0</wp14:pctWidth>
+            </wp14:sizeRelH>
+            <wp14:sizeRelV relativeFrom="margin">
+              <wp14:pctHeight>0</wp14:pctHeight>
+            </wp14:sizeRelV>
+          </wp:anchor>
+        </w:drawing>
+      </w:r>
+      <w:r>
+        <w:rPr>
+          <w:rFonts w:asciiTheme="minorHAnsi" w:hAnsiTheme="minorHAnsi" w:cstheme="minorHAnsi"/>
+        </w:rPr>
         <w:t>Obtener el nombre y apellido de los clientes que han adquirido un automóvil a un concesionario que posea actualmente coches en stock del modelo ‘</w:t>
       </w:r>
       <w:proofErr w:type="spellStart"/>
@@ -433,6 +493,17 @@
         </w:rPr>
         <w:t>0.75 puntos)</w:t>
       </w:r>
+    </w:p>
+    <w:p>
+      <w:pPr>
+        <w:pStyle w:val="NormalWeb"/>
+        <w:spacing w:beforeAutospacing="0" w:afterAutospacing="0"/>
+        <w:ind w:left="720"/>
+        <w:jc w:val="both"/>
+        <w:rPr>
+          <w:rFonts w:asciiTheme="minorHAnsi" w:hAnsiTheme="minorHAnsi" w:cstheme="minorHAnsi"/>
+        </w:rPr>
+      </w:pPr>
     </w:p>
     <w:p>
       <w:pPr>
@@ -463,20 +534,12 @@
         </w:rPr>
         <w:t>Obtener el nombre y apellido de los clientes cuyo nombre empieza por ‘a’ y cuyo DNI es mayor que el de alguno de los clientes que son de ‘Madrid’ o menor que el de todos los de ‘Valencia</w:t>
       </w:r>
-      <w:proofErr w:type="gramStart"/>
-      <w:r>
-        <w:rPr>
-          <w:rFonts w:asciiTheme="minorHAnsi" w:hAnsiTheme="minorHAnsi" w:cstheme="minorHAnsi"/>
-        </w:rPr>
-        <w:t>’</w:t>
-      </w:r>
-      <w:r>
-        <w:rPr>
-          <w:rFonts w:asciiTheme="minorHAnsi" w:hAnsiTheme="minorHAnsi" w:cstheme="minorHAnsi"/>
-        </w:rPr>
-        <w:t>(</w:t>
-      </w:r>
-      <w:proofErr w:type="gramEnd"/>
+      <w:r>
+        <w:rPr>
+          <w:rFonts w:asciiTheme="minorHAnsi" w:hAnsiTheme="minorHAnsi" w:cstheme="minorHAnsi"/>
+        </w:rPr>
+        <w:t>’ (</w:t>
+      </w:r>
       <w:r>
         <w:rPr>
           <w:rFonts w:asciiTheme="minorHAnsi" w:hAnsiTheme="minorHAnsi" w:cstheme="minorHAnsi"/>
@@ -495,6 +558,46 @@
           <w:rFonts w:asciiTheme="minorHAnsi" w:hAnsiTheme="minorHAnsi" w:cstheme="minorHAnsi"/>
         </w:rPr>
       </w:pPr>
+      <w:r>
+        <w:rPr>
+          <w:rFonts w:asciiTheme="minorHAnsi" w:hAnsiTheme="minorHAnsi" w:cstheme="minorHAnsi"/>
+        </w:rPr>
+        <w:drawing>
+          <wp:inline distT="0" distB="0" distL="0" distR="0" wp14:anchorId="1040B8F3" wp14:editId="0B9E264F">
+            <wp:extent cx="6177915" cy="908685"/>
+            <wp:effectExtent l="0" t="0" r="0" b="5715"/>
+            <wp:docPr id="4" name="Imagen 4"/>
+            <wp:cNvGraphicFramePr>
+              <a:graphicFrameLocks xmlns:a="http://schemas.openxmlformats.org/drawingml/2006/main" noChangeAspect="1"/>
+            </wp:cNvGraphicFramePr>
+            <a:graphic xmlns:a="http://schemas.openxmlformats.org/drawingml/2006/main">
+              <a:graphicData uri="http://schemas.openxmlformats.org/drawingml/2006/picture">
+                <pic:pic xmlns:pic="http://schemas.openxmlformats.org/drawingml/2006/picture">
+                  <pic:nvPicPr>
+                    <pic:cNvPr id="1" name=""/>
+                    <pic:cNvPicPr/>
+                  </pic:nvPicPr>
+                  <pic:blipFill>
+                    <a:blip r:embed="rId11"/>
+                    <a:stretch>
+                      <a:fillRect/>
+                    </a:stretch>
+                  </pic:blipFill>
+                  <pic:spPr>
+                    <a:xfrm>
+                      <a:off x="0" y="0"/>
+                      <a:ext cx="6177915" cy="908685"/>
+                    </a:xfrm>
+                    <a:prstGeom prst="rect">
+                      <a:avLst/>
+                    </a:prstGeom>
+                  </pic:spPr>
+                </pic:pic>
+              </a:graphicData>
+            </a:graphic>
+          </wp:inline>
+        </w:drawing>
+      </w:r>
     </w:p>
     <w:p>
       <w:pPr>
@@ -510,12 +613,15 @@
           <w:rFonts w:asciiTheme="minorHAnsi" w:hAnsiTheme="minorHAnsi" w:cstheme="minorHAnsi"/>
         </w:rPr>
       </w:pPr>
-      <w:r>
-        <w:rPr>
-          <w:rFonts w:asciiTheme="minorHAnsi" w:hAnsiTheme="minorHAnsi" w:cstheme="minorHAnsi"/>
-        </w:rPr>
+      <w:bookmarkStart w:id="0" w:name="_GoBack"/>
+      <w:r>
+        <w:rPr>
+          <w:rFonts w:asciiTheme="minorHAnsi" w:hAnsiTheme="minorHAnsi" w:cstheme="minorHAnsi"/>
+        </w:rPr>
+        <w:lastRenderedPageBreak/>
         <w:t xml:space="preserve">Obtener los concesionarios cuya cantidad media de automóviles sea mayor que </w:t>
       </w:r>
+      <w:bookmarkEnd w:id="0"/>
       <w:proofErr w:type="gramStart"/>
       <w:r>
         <w:rPr>
@@ -564,26 +670,19 @@
           <w:rFonts w:asciiTheme="minorHAnsi" w:hAnsiTheme="minorHAnsi" w:cstheme="minorHAnsi"/>
         </w:rPr>
       </w:pPr>
-      <w:bookmarkStart w:id="0" w:name="_Hlk65932792"/>
+      <w:bookmarkStart w:id="1" w:name="_Hlk65932792"/>
       <w:r>
         <w:rPr>
           <w:rFonts w:asciiTheme="minorHAnsi" w:hAnsiTheme="minorHAnsi" w:cstheme="minorHAnsi"/>
         </w:rPr>
         <w:t xml:space="preserve">Obtener el DNI de los clientes, el CIF del concesionario y une el nombre y apellido de los clientes en una sola columna que se llame cliente utilizando un JOIN y ordénalo por DNI </w:t>
       </w:r>
-      <w:proofErr w:type="gramStart"/>
-      <w:r>
-        <w:rPr>
-          <w:rFonts w:asciiTheme="minorHAnsi" w:hAnsiTheme="minorHAnsi" w:cstheme="minorHAnsi"/>
-        </w:rPr>
-        <w:t>descendente</w:t>
-      </w:r>
-      <w:bookmarkEnd w:id="0"/>
-      <w:r>
-        <w:rPr>
-          <w:rFonts w:asciiTheme="minorHAnsi" w:hAnsiTheme="minorHAnsi" w:cstheme="minorHAnsi"/>
-        </w:rPr>
-        <w:t>.</w:t>
+      <w:bookmarkEnd w:id="1"/>
+      <w:r>
+        <w:rPr>
+          <w:rFonts w:asciiTheme="minorHAnsi" w:hAnsiTheme="minorHAnsi" w:cstheme="minorHAnsi"/>
+        </w:rPr>
+        <w:t>descendente.</w:t>
       </w:r>
       <w:r>
         <w:rPr>
@@ -591,9 +690,8 @@
           <w:b/>
           <w:bCs/>
         </w:rPr>
-        <w:t>(</w:t>
-      </w:r>
-      <w:proofErr w:type="gramEnd"/>
+        <w:t xml:space="preserve"> (</w:t>
+      </w:r>
       <w:r>
         <w:rPr>
           <w:rFonts w:asciiTheme="minorHAnsi" w:hAnsiTheme="minorHAnsi" w:cstheme="minorHAnsi"/>
@@ -627,7 +725,7 @@
           <w:rFonts w:asciiTheme="minorHAnsi" w:hAnsiTheme="minorHAnsi" w:cstheme="minorHAnsi"/>
         </w:rPr>
       </w:pPr>
-      <w:bookmarkStart w:id="1" w:name="_Hlk65932765"/>
+      <w:bookmarkStart w:id="2" w:name="_Hlk65932765"/>
       <w:r>
         <w:rPr>
           <w:rFonts w:asciiTheme="minorHAnsi" w:hAnsiTheme="minorHAnsi" w:cstheme="minorHAnsi"/>
@@ -648,7 +746,6 @@
         </w:rPr>
         <w:t xml:space="preserve"> del concesionario que no sea de ‘Madrid’ cuya media de vehículos en stock sea la más alta de todas las </w:t>
       </w:r>
-      <w:proofErr w:type="gramStart"/>
       <w:r>
         <w:rPr>
           <w:rFonts w:asciiTheme="minorHAnsi" w:hAnsiTheme="minorHAnsi" w:cstheme="minorHAnsi"/>
@@ -661,17 +758,8 @@
           <w:b/>
           <w:bCs/>
         </w:rPr>
-        <w:t>.</w:t>
-      </w:r>
-      <w:r>
-        <w:rPr>
-          <w:rFonts w:asciiTheme="minorHAnsi" w:hAnsiTheme="minorHAnsi" w:cstheme="minorHAnsi"/>
-          <w:b/>
-          <w:bCs/>
-        </w:rPr>
-        <w:t>(</w:t>
-      </w:r>
-      <w:proofErr w:type="gramEnd"/>
+        <w:t>. (</w:t>
+      </w:r>
       <w:r>
         <w:rPr>
           <w:rFonts w:asciiTheme="minorHAnsi" w:hAnsiTheme="minorHAnsi" w:cstheme="minorHAnsi"/>
@@ -788,8 +876,6 @@
         </w:rPr>
         <w:t>5 puntos)</w:t>
       </w:r>
-      <w:bookmarkStart w:id="2" w:name="_GoBack"/>
-      <w:bookmarkEnd w:id="2"/>
     </w:p>
     <w:p>
       <w:pPr>
@@ -816,7 +902,6 @@
         <w:rPr>
           <w:rFonts w:asciiTheme="minorHAnsi" w:hAnsiTheme="minorHAnsi" w:cstheme="minorHAnsi"/>
         </w:rPr>
-        <w:lastRenderedPageBreak/>
         <w:t>Obtiene el código de coche, nombre y modelo de los coches que todavía no se han vendido en ningún concesionario.</w:t>
       </w:r>
       <w:r>
@@ -872,7 +957,7 @@
         <w:t>0.75 puntos)</w:t>
       </w:r>
     </w:p>
-    <w:bookmarkEnd w:id="1"/>
+    <w:bookmarkEnd w:id="2"/>
     <w:p>
       <w:pPr>
         <w:pStyle w:val="Prrafodelista"/>
@@ -919,7 +1004,7 @@
                     </pic:cNvPicPr>
                   </pic:nvPicPr>
                   <pic:blipFill rotWithShape="1">
-                    <a:blip r:embed="rId10">
+                    <a:blip r:embed="rId12">
                       <a:extLst>
                         <a:ext uri="{28A0092B-C50C-407E-A947-70E740481C1C}">
                           <a14:useLocalDpi xmlns:a14="http://schemas.microsoft.com/office/drawing/2010/main" val="0"/>
@@ -1000,7 +1085,7 @@
                     </pic:cNvPicPr>
                   </pic:nvPicPr>
                   <pic:blipFill rotWithShape="1">
-                    <a:blip r:embed="rId11">
+                    <a:blip r:embed="rId13">
                       <a:extLst>
                         <a:ext uri="{28A0092B-C50C-407E-A947-70E740481C1C}">
                           <a14:useLocalDpi xmlns:a14="http://schemas.microsoft.com/office/drawing/2010/main" val="0"/>
@@ -1046,8 +1131,8 @@
       </w:pPr>
     </w:p>
     <w:sectPr>
-      <w:footerReference w:type="default" r:id="rId12"/>
-      <w:headerReference w:type="first" r:id="rId13"/>
+      <w:footerReference w:type="default" r:id="rId14"/>
+      <w:headerReference w:type="first" r:id="rId15"/>
       <w:pgSz w:w="11906" w:h="16838"/>
       <w:pgMar w:top="1244" w:right="845" w:bottom="1276" w:left="1332" w:header="567" w:footer="720" w:gutter="0"/>
       <w:cols w:space="720"/>
@@ -4752,7 +4837,7 @@
 </file>
 
 <file path=customXml/itemProps1.xml><?xml version="1.0" encoding="utf-8"?>
-<ds:datastoreItem xmlns:ds="http://schemas.openxmlformats.org/officeDocument/2006/customXml" ds:itemID="{97CBFDE9-038D-455A-898C-ECF1A48BCA42}">
+<ds:datastoreItem xmlns:ds="http://schemas.openxmlformats.org/officeDocument/2006/customXml" ds:itemID="{2FF80C1D-CB0B-412B-9F97-A162E8082ED7}">
   <ds:schemaRefs>
     <ds:schemaRef ds:uri="http://schemas.openxmlformats.org/officeDocument/2006/bibliography"/>
   </ds:schemaRefs>
